--- a/Отчет_Ветеринарная_клиника.docx
+++ b/Отчет_Ветеринарная_клиника.docx
@@ -80,16 +80,20 @@
         <w:rPr>
           <w:lang w:val="ru-RU"/>
         </w:rPr>
-        <w:t xml:space="preserve">прикладной </w:t>
+        <w:t>прикладной математ</w:t>
       </w:r>
-      <w:proofErr w:type="spellStart"/>
       <w:r>
         <w:rPr>
           <w:lang w:val="ru-RU"/>
         </w:rPr>
-        <w:t>математки</w:t>
+        <w:t>и</w:t>
       </w:r>
-      <w:proofErr w:type="spellEnd"/>
+      <w:r>
+        <w:rPr>
+          <w:lang w:val="ru-RU"/>
+        </w:rPr>
+        <w:t>ки</w:t>
+      </w:r>
     </w:p>
     <w:p>
       <w:pPr>
@@ -176,6 +180,7 @@
     </w:p>
     <w:p>
       <w:pPr>
+        <w:jc w:val="both"/>
         <w:rPr>
           <w:lang w:val="ru-RU"/>
         </w:rPr>
@@ -194,14 +199,27 @@
         <w:rPr>
           <w:lang w:val="ru-RU"/>
         </w:rPr>
-        <w:t xml:space="preserve">Работу выполнил студент: </w:t>
+        <w:t xml:space="preserve">Работу </w:t>
+      </w:r>
+      <w:proofErr w:type="gramStart"/>
+      <w:r>
+        <w:rPr>
+          <w:lang w:val="ru-RU"/>
+        </w:rPr>
+        <w:t>выполнил</w:t>
       </w:r>
       <w:r>
         <w:rPr>
-          <w:u w:val="single"/>
-          <w:lang w:val="ru-RU"/>
-        </w:rPr>
-        <w:t>Лукьяненко У.А</w:t>
+          <w:lang w:val="ru-RU"/>
+        </w:rPr>
+        <w:t>а  _</w:t>
+      </w:r>
+      <w:proofErr w:type="gramEnd"/>
+      <w:r>
+        <w:rPr>
+          <w:lang w:val="ru-RU"/>
+        </w:rPr>
+        <w:t>_____________________________________Лукьяненко У.А</w:t>
       </w:r>
     </w:p>
     <w:p>
@@ -209,6 +227,7 @@
         <w:ind w:firstLine="0"/>
         <w:jc w:val="both"/>
         <w:rPr>
+          <w:u w:val="single"/>
           <w:lang w:val="ru-RU"/>
         </w:rPr>
       </w:pPr>
@@ -216,53 +235,81 @@
         <w:rPr>
           <w:lang w:val="ru-RU"/>
         </w:rPr>
-        <w:t xml:space="preserve">Группа: </w:t>
+        <w:t xml:space="preserve">Направление подготовки </w:t>
       </w:r>
       <w:r>
         <w:rPr>
           <w:u w:val="single"/>
           <w:lang w:val="ru-RU"/>
         </w:rPr>
-        <w:t>ПМ41</w:t>
-      </w:r>
-      <w:bookmarkStart w:id="0" w:name="_GoBack"/>
-      <w:bookmarkEnd w:id="0"/>
-    </w:p>
-    <w:p>
-      <w:pPr>
-        <w:ind w:firstLine="0"/>
-        <w:jc w:val="both"/>
-        <w:rPr>
-          <w:lang w:val="ru-RU"/>
-        </w:rPr>
-      </w:pPr>
-      <w:r>
-        <w:rPr>
-          <w:lang w:val="ru-RU"/>
-        </w:rPr>
-        <w:t>Преподаватель: ______________________________</w:t>
+        <w:t>01.03.02 Прикладная математика и информатика      курс 4</w:t>
       </w:r>
     </w:p>
     <w:p>
       <w:pPr>
-        <w:rPr>
-          <w:lang w:val="ru-RU"/>
-        </w:rPr>
-      </w:pPr>
+        <w:ind w:firstLine="0"/>
+        <w:jc w:val="both"/>
+        <w:rPr>
+          <w:u w:val="single"/>
+          <w:lang w:val="ru-RU"/>
+        </w:rPr>
+      </w:pPr>
+      <w:r>
+        <w:rPr>
+          <w:lang w:val="ru-RU"/>
+        </w:rPr>
+        <w:t xml:space="preserve">Направленность (профиль) </w:t>
+      </w:r>
+      <w:r>
+        <w:rPr>
+          <w:u w:val="single"/>
+          <w:lang w:val="ru-RU"/>
+        </w:rPr>
+        <w:t>Математические и информационные технологии в цифровой экономике</w:t>
+      </w:r>
     </w:p>
     <w:p>
       <w:pPr>
-        <w:rPr>
+        <w:ind w:firstLine="0"/>
+        <w:jc w:val="both"/>
+        <w:rPr>
+          <w:u w:val="single"/>
           <w:lang w:val="ru-RU"/>
         </w:rPr>
       </w:pPr>
     </w:p>
     <w:p>
       <w:pPr>
-        <w:rPr>
-          <w:lang w:val="ru-RU"/>
-        </w:rPr>
-      </w:pPr>
+        <w:ind w:firstLine="0"/>
+        <w:jc w:val="both"/>
+        <w:rPr>
+          <w:lang w:val="ru-RU"/>
+        </w:rPr>
+      </w:pPr>
+      <w:r>
+        <w:rPr>
+          <w:lang w:val="ru-RU"/>
+        </w:rPr>
+        <w:t>Преподаватель</w:t>
+      </w:r>
+      <w:r>
+        <w:rPr>
+          <w:lang w:val="ru-RU"/>
+        </w:rPr>
+        <w:t>_</w:t>
+      </w:r>
+      <w:r>
+        <w:rPr>
+          <w:lang w:val="ru-RU"/>
+        </w:rPr>
+        <w:t>_</w:t>
+      </w:r>
+      <w:r>
+        <w:rPr>
+          <w:lang w:val="ru-RU"/>
+        </w:rPr>
+        <w:t>__________________________________________Бегларян М.Е</w:t>
+      </w:r>
     </w:p>
     <w:p>
       <w:pPr>
@@ -294,6 +341,14 @@
     </w:p>
     <w:p>
       <w:pPr>
+        <w:rPr>
+          <w:lang w:val="ru-RU"/>
+        </w:rPr>
+      </w:pPr>
+    </w:p>
+    <w:p>
+      <w:pPr>
+        <w:ind w:firstLine="0"/>
         <w:rPr>
           <w:lang w:val="ru-RU"/>
         </w:rPr>
@@ -316,16 +371,11 @@
     </w:p>
     <w:p>
       <w:pPr>
-        <w:rPr>
-          <w:lang w:val="ru-RU"/>
-        </w:rPr>
-      </w:pPr>
-      <w:r>
-        <w:rPr>
-          <w:lang w:val="ru-RU"/>
-        </w:rPr>
-        <w:br w:type="page"/>
-      </w:r>
+        <w:ind w:firstLine="0"/>
+        <w:rPr>
+          <w:lang w:val="ru-RU"/>
+        </w:rPr>
+      </w:pPr>
     </w:p>
     <w:sdt>
       <w:sdtPr>
@@ -977,17 +1027,6 @@
       <w:pPr>
         <w:spacing w:line="360" w:lineRule="auto"/>
         <w:ind w:firstLine="0"/>
-        <w:jc w:val="center"/>
-        <w:rPr>
-          <w:b/>
-          <w:lang w:val="ru-RU"/>
-        </w:rPr>
-      </w:pPr>
-    </w:p>
-    <w:p>
-      <w:pPr>
-        <w:spacing w:line="360" w:lineRule="auto"/>
-        <w:ind w:firstLine="0"/>
         <w:rPr>
           <w:b/>
         </w:rPr>
@@ -1023,6 +1062,21 @@
         <w:rPr>
           <w:lang w:val="ru-RU"/>
         </w:rPr>
+        <w:t>Индивидуальная тема: Ветеринарная лечебница «Лапа Помощи».</w:t>
+      </w:r>
+    </w:p>
+    <w:p>
+      <w:pPr>
+        <w:spacing w:line="360" w:lineRule="auto"/>
+        <w:jc w:val="both"/>
+        <w:rPr>
+          <w:lang w:val="ru-RU"/>
+        </w:rPr>
+      </w:pPr>
+      <w:r>
+        <w:rPr>
+          <w:lang w:val="ru-RU"/>
+        </w:rPr>
         <w:t>Рассматривается задача автоматизации работы ветеринарной клиники. Основные задачи, решаемые в предметной области, – организация списка животных, организация списка хозяев животных, организация списка болезней и ведение журнала посещений.</w:t>
       </w:r>
     </w:p>
@@ -1272,7 +1326,61 @@
         <w:rPr>
           <w:lang w:val="ru-RU"/>
         </w:rPr>
-        <w:t>В работе рассматриваются два основных сотрудника ветеринарной клиники: ветеринарный врач и администратор.</w:t>
+        <w:t xml:space="preserve">В работе рассматриваются </w:t>
+      </w:r>
+      <w:r>
+        <w:rPr>
+          <w:lang w:val="ru-RU"/>
+        </w:rPr>
+        <w:t>3</w:t>
+      </w:r>
+      <w:r>
+        <w:rPr>
+          <w:lang w:val="ru-RU"/>
+        </w:rPr>
+        <w:t xml:space="preserve"> основных </w:t>
+      </w:r>
+      <w:r>
+        <w:rPr>
+          <w:lang w:val="ru-RU"/>
+        </w:rPr>
+        <w:t>участника</w:t>
+      </w:r>
+      <w:r>
+        <w:rPr>
+          <w:lang w:val="ru-RU"/>
+        </w:rPr>
+        <w:t xml:space="preserve"> ветеринарной клиники: ветеринарный врач</w:t>
+      </w:r>
+      <w:r>
+        <w:rPr>
+          <w:lang w:val="ru-RU"/>
+        </w:rPr>
+        <w:t>,</w:t>
+      </w:r>
+      <w:r>
+        <w:rPr>
+          <w:lang w:val="ru-RU"/>
+        </w:rPr>
+        <w:t xml:space="preserve"> администратор</w:t>
+      </w:r>
+      <w:r>
+        <w:rPr>
+          <w:lang w:val="ru-RU"/>
+        </w:rPr>
+        <w:t xml:space="preserve"> и клиент</w:t>
+      </w:r>
+      <w:r>
+        <w:rPr>
+          <w:lang w:val="ru-RU"/>
+        </w:rPr>
+        <w:t xml:space="preserve"> (хозяин животного)</w:t>
+      </w:r>
+      <w:r>
+        <w:rPr>
+          <w:lang w:val="ru-RU"/>
+        </w:rPr>
+        <w:t>.</w:t>
       </w:r>
     </w:p>
     <w:p>
@@ -1436,13 +1544,14 @@
     <w:p>
       <w:pPr>
         <w:spacing w:line="360" w:lineRule="auto"/>
-        <w:jc w:val="both"/>
+        <w:ind w:firstLine="0"/>
+        <w:jc w:val="center"/>
       </w:pPr>
       <w:r>
         <w:drawing>
-          <wp:inline distT="0" distB="0" distL="0" distR="0" wp14:anchorId="725F802E" wp14:editId="7E5A4DE9">
-            <wp:extent cx="5786082" cy="3170238"/>
-            <wp:effectExtent l="0" t="0" r="5715" b="0"/>
+          <wp:inline distT="0" distB="0" distL="0" distR="0" wp14:anchorId="725F802E" wp14:editId="046433E9">
+            <wp:extent cx="6068708" cy="3325091"/>
+            <wp:effectExtent l="0" t="0" r="8255" b="8890"/>
             <wp:docPr id="1" name="Рисунок 1"/>
             <wp:cNvGraphicFramePr>
               <a:graphicFrameLocks xmlns:a="http://schemas.openxmlformats.org/drawingml/2006/main" noChangeAspect="1"/>
@@ -1463,7 +1572,7 @@
                   <pic:spPr>
                     <a:xfrm>
                       <a:off x="0" y="0"/>
-                      <a:ext cx="5795679" cy="3175496"/>
+                      <a:ext cx="6084122" cy="3333537"/>
                     </a:xfrm>
                     <a:prstGeom prst="rect">
                       <a:avLst/>
@@ -1517,16 +1626,19 @@
     <w:p>
       <w:pPr>
         <w:spacing w:line="360" w:lineRule="auto"/>
-      </w:pPr>
+        <w:ind w:firstLine="0"/>
+        <w:jc w:val="center"/>
+      </w:pPr>
+      <w:bookmarkStart w:id="0" w:name="_GoBack"/>
       <w:r>
         <w:rPr>
           <w:noProof/>
         </w:rPr>
         <w:lastRenderedPageBreak/>
         <w:drawing>
-          <wp:inline distT="0" distB="0" distL="0" distR="0" wp14:anchorId="41974F8C" wp14:editId="6B69D06E">
-            <wp:extent cx="5837375" cy="3444949"/>
-            <wp:effectExtent l="0" t="0" r="0" b="3175"/>
+          <wp:inline distT="0" distB="0" distL="0" distR="0" wp14:anchorId="41974F8C" wp14:editId="45BDCBF5">
+            <wp:extent cx="6089607" cy="3593805"/>
+            <wp:effectExtent l="0" t="0" r="6985" b="6985"/>
             <wp:docPr id="1424392986" name="Рисунок 1"/>
             <wp:cNvGraphicFramePr>
               <a:graphicFrameLocks xmlns:a="http://schemas.openxmlformats.org/drawingml/2006/main" noChangeAspect="1"/>
@@ -1547,7 +1659,7 @@
                   <pic:spPr>
                     <a:xfrm>
                       <a:off x="0" y="0"/>
-                      <a:ext cx="5845071" cy="3449491"/>
+                      <a:ext cx="6101236" cy="3600668"/>
                     </a:xfrm>
                     <a:prstGeom prst="rect">
                       <a:avLst/>
@@ -1559,6 +1671,7 @@
           </wp:inline>
         </w:drawing>
       </w:r>
+      <w:bookmarkEnd w:id="0"/>
     </w:p>
     <w:p>
       <w:pPr>
@@ -1603,14 +1716,14 @@
         <w:rPr>
           <w:lang w:val="ru-RU"/>
         </w:rPr>
-        <w:t xml:space="preserve">Помимо непосредственного обслуживания пациентов, в организации работы ветеринарной клиники выделяется задача ведения медицинской документации. Она включает регистрацию посещений, внесение сведений о диагнозе и назначенном лечении, ведение истории болезни и своевременное обновление данных о животном. Отдельной задачей является управление персоналом, которое предусматривает формирование графика работы </w:t>
+        <w:t xml:space="preserve">Помимо непосредственного обслуживания пациентов, в организации работы ветеринарной клиники выделяется задача ведения медицинской документации. Она включает регистрацию посещений, внесение сведений о диагнозе и назначенном лечении, ведение истории болезни и своевременное обновление данных о животном. Отдельной задачей является управление </w:t>
       </w:r>
       <w:r>
         <w:rPr>
           <w:lang w:val="ru-RU"/>
         </w:rPr>
         <w:lastRenderedPageBreak/>
-        <w:t>сотрудников и распределение обязанностей между ними. Таким образом, выделенные подзадачи охватывают основные этапы работы клиники — от записи и регистрации животного до его диагностики, лечения и хранения информации о результатах посещения.</w:t>
+        <w:t>персоналом, которое предусматривает формирование графика работы сотрудников и распределение обязанностей между ними. Таким образом, выделенные подзадачи охватывают основные этапы работы клиники — от записи и регистрации животного до его диагностики, лечения и хранения информации о результатах посещения.</w:t>
       </w:r>
     </w:p>
     <w:p>
@@ -1637,6 +1750,7 @@
     <w:p>
       <w:pPr>
         <w:spacing w:line="360" w:lineRule="auto"/>
+        <w:ind w:firstLine="0"/>
         <w:jc w:val="center"/>
       </w:pPr>
       <w:r>
@@ -1644,9 +1758,9 @@
           <w:noProof/>
         </w:rPr>
         <w:drawing>
-          <wp:inline distT="0" distB="0" distL="0" distR="0" wp14:anchorId="2A01F794" wp14:editId="044EB47E">
-            <wp:extent cx="5572074" cy="3302758"/>
-            <wp:effectExtent l="0" t="0" r="0" b="0"/>
+          <wp:inline distT="0" distB="0" distL="0" distR="0" wp14:anchorId="2A01F794" wp14:editId="0C38B4C5">
+            <wp:extent cx="5902435" cy="3498574"/>
+            <wp:effectExtent l="0" t="0" r="3175" b="6985"/>
             <wp:docPr id="82131306" name="Рисунок 1"/>
             <wp:cNvGraphicFramePr>
               <a:graphicFrameLocks xmlns:a="http://schemas.openxmlformats.org/drawingml/2006/main" noChangeAspect="1"/>
@@ -1667,7 +1781,7 @@
                   <pic:spPr>
                     <a:xfrm>
                       <a:off x="0" y="0"/>
-                      <a:ext cx="5597428" cy="3317786"/>
+                      <a:ext cx="5987252" cy="3548848"/>
                     </a:xfrm>
                     <a:prstGeom prst="rect">
                       <a:avLst/>
@@ -1725,14 +1839,8 @@
         <w:rPr>
           <w:lang w:val="ru-RU"/>
         </w:rPr>
-        <w:t xml:space="preserve">Администратор – сотрудник, отвечающий за организацию работы клиники. Он осуществляет запись клиентов на приём, регистрирует животных и </w:t>
-      </w:r>
-      <w:r>
-        <w:rPr>
-          <w:lang w:val="ru-RU"/>
-        </w:rPr>
         <w:lastRenderedPageBreak/>
-        <w:t>их владельцев, оформляет посещения, ведёт журнал посещений и поддерживает актуальность данных. Также администратор участвует в управлении персоналом, формировании графика работы и распределении обязанностей между сотрудниками клиники.</w:t>
+        <w:t>Администратор – сотрудник, отвечающий за организацию работы клиники. Он осуществляет запись клиентов на приём, регистрирует животных и их владельцев, оформляет посещения, ведёт журнал посещений и поддерживает актуальность данных. Также администратор участвует в управлении персоналом, формировании графика работы и распределении обязанностей между сотрудниками клиники.</w:t>
       </w:r>
     </w:p>
     <w:p>
@@ -1793,6 +1901,24 @@
       <w:pPr>
         <w:spacing w:line="360" w:lineRule="auto"/>
         <w:rPr>
+          <w:b/>
+          <w:lang w:val="ru-RU"/>
+        </w:rPr>
+      </w:pPr>
+    </w:p>
+    <w:p>
+      <w:pPr>
+        <w:spacing w:line="360" w:lineRule="auto"/>
+        <w:rPr>
+          <w:b/>
+          <w:lang w:val="ru-RU"/>
+        </w:rPr>
+      </w:pPr>
+    </w:p>
+    <w:p>
+      <w:pPr>
+        <w:spacing w:line="360" w:lineRule="auto"/>
+        <w:rPr>
           <w:lang w:val="ru-RU"/>
         </w:rPr>
       </w:pPr>
@@ -1801,6 +1927,7 @@
           <w:b/>
           <w:lang w:val="ru-RU"/>
         </w:rPr>
+        <w:lastRenderedPageBreak/>
         <w:t xml:space="preserve">2.3 </w:t>
       </w:r>
       <w:r>
@@ -1823,14 +1950,7 @@
         <w:rPr>
           <w:lang w:val="ru-RU"/>
         </w:rPr>
-        <w:t xml:space="preserve">При отсутствии единой информационной системы сведения о животных, хозяевах, заболеваниях и посещениях могут храниться разрозненно. Это </w:t>
-      </w:r>
-      <w:r>
-        <w:rPr>
-          <w:lang w:val="ru-RU"/>
-        </w:rPr>
-        <w:lastRenderedPageBreak/>
-        <w:t>затрудняет поиск нужной информации, увеличивает время обслуживан</w:t>
+        <w:t>При отсутствии единой информационной системы сведения о животных, хозяевах, заболеваниях и посещениях могут храниться разрозненно. Это затрудняет поиск нужной информации, увеличивает время обслуживан</w:t>
       </w:r>
       <w:r>
         <w:rPr>
@@ -14083,7 +14203,7 @@
 </file>
 
 <file path=customXml/itemProps1.xml><?xml version="1.0" encoding="utf-8"?>
-<ds:datastoreItem xmlns:ds="http://schemas.openxmlformats.org/officeDocument/2006/customXml" ds:itemID="{3C898DC9-9736-4ADD-A6A7-1B3843E322EA}">
+<ds:datastoreItem xmlns:ds="http://schemas.openxmlformats.org/officeDocument/2006/customXml" ds:itemID="{AB219168-AF2A-44E8-AC1A-5C6E1F4F0DAB}">
   <ds:schemaRefs>
     <ds:schemaRef ds:uri="http://schemas.openxmlformats.org/officeDocument/2006/bibliography"/>
   </ds:schemaRefs>
